--- a/docs/Sprint_Plan_2026-04-04.docx
+++ b/docs/Sprint_Plan_2026-04-04.docx
@@ -127,7 +127,7 @@
         <w:pStyle w:val="ListBullet"/>
       </w:pPr>
       <w:r>
-        <w:t>Initialize git repo, CLAUDE.md, .gitignore</w:t>
+        <w:t>Initialize git repo, CoPilot+.md, .gitignore</w:t>
       </w:r>
     </w:p>
     <w:p>
